--- a/data/ai_paras/AI_para_195.docx
+++ b/data/ai_paras/AI_para_195.docx
@@ -4,7 +4,7 @@
   <w:body>
     <w:p>
       <w:r>
-        <w:t>The nature versus nurture debate remains a central topic in understanding the development of human characteristics, as it explores the extent to which genetic inheritance and environmental factors contribute to individual differences. This discourse is particularly pertinent when examining complex traits such as homosexuality and Attention-Deficit/Hyperactivity Disorder (ADHD), where both heredity and experiences play crucial roles. As scientific research continues to advance, it offers insights into how these factors interact and shape individual behaviors and identities. The focus of this paper is to critically analyze the influence of genetic and environmental contributions in the context of homosexuality and ADHD, providing a comprehensive exploration of their developmental pathways. By delving into this debate, we aim to elucidate the multifaceted nature of human characteristics and the implications for understanding identity and behavior in contemporary society.</w:t>
+        <w:t>Environmental factors significantly shape the development of homosexuality and ADHD, as evidenced by numerous studies emphasizing the role of upbringing and experiences. Research indicates that childhood environments, including familial attitudes and societal norms, can influence sexual orientation, potentially affecting an individual's self-identification and expression of homosexuality (Ref-f718968). Furthermore, ADHD is often exacerbated by environmental stressors, such as exposure to inconsistent parenting styles and educational settings that lack structure and support, which can influence symptom severity and management (Ref-f718968). These findings underscore the impact of nurturing factors, illustrating how external influences can mold developmental outcomes and behavioral patterns. Collectively, these studies highlight the necessity of considering both biological and environmental contributions, as the interplay between these elements is crucial for a comprehensive understanding of the development of homosexuality and ADHD.</w:t>
       </w:r>
     </w:p>
     <w:sectPr>
